--- a/acts-sermons/docx/64_2028-01-02_담대하라로마에서도증언하리라_행22장22-23장11절.docx
+++ b/acts-sermons/docx/64_2028-01-02_담대하라로마에서도증언하리라_행22장22-23장11절.docx
@@ -330,33 +330,33 @@
           <w:sz w:val="24"/>
           <w:szCs w:val="24"/>
         </w:rPr>
-        <w:t xml:space="preserve">예레미야 36장에 이와 비슷한 장면이 있습니다. 하나님은 예레미야에게 그동안 주신 모든 말씀을 두루마리에 기록하라고 명하셨습니다. 서기관 바룩이 그 말씀을 받아 적었고, 그 두루마리가 유다 왕 여호야김 앞에서 낭독되었습니다. 때는 추운 겨울이었고 왕은 겨울 궁전에서 불을 쬐고 있었습니다.</w:t>
-      </w:r>
-    </w:p>
-    <w:p>
-      <w:pPr>
-        <w:spacing w:after="160" w:line="360"/>
-      </w:pPr>
-      <w:r>
-        <w:rPr>
-          <w:rFonts w:ascii="맑은 고딕" w:cs="맑은 고딕" w:eastAsia="맑은 고딕" w:hAnsi="맑은 고딕"/>
-          <w:sz w:val="24"/>
-          <w:szCs w:val="24"/>
-        </w:rPr>
-        <w:t xml:space="preserve">낭독이 서너 쪽 진행될 때마다 왕은 칼로 그 부분을 베어 화로 불에 던졌습니다. 마침내 두루마리 전체가 불타 없어졌습니다. 성경은 왕과 신하들이 이 모든 말씀을 듣고도 두려워하거나 옷을 찢지 아니하였다고 기록합니다. 세상의 권력이 하나님의 말씀을 공개적으로 불태운 장면입니다.</w:t>
-      </w:r>
-    </w:p>
-    <w:p>
-      <w:pPr>
-        <w:spacing w:after="160" w:line="360"/>
-      </w:pPr>
-      <w:r>
-        <w:rPr>
-          <w:rFonts w:ascii="맑은 고딕" w:cs="맑은 고딕" w:eastAsia="맑은 고딕" w:hAnsi="맑은 고딕"/>
-          <w:sz w:val="24"/>
-          <w:szCs w:val="24"/>
-        </w:rPr>
-        <w:t xml:space="preserve">그러나 이야기는 거기서 끝나지 않습니다. 하나님은 예레미야에게 다른 두루마리를 가져다가 처음 것에 있던 모든 말씀을 다시 기록하라고 하셨습니다. 그리고 그 위에 비슷한 말씀이 더 많이 더해졌습니다. 왕은 종이를 태울 수 있었습니다. 그러나 말씀을 태울 수는 없었습니다. 예루살렘 군중이 바울을 없애 버리자고 외쳤지만, 복음은 오히려 더 멀리 퍼져 나갔습니다. 하나님의 말씀은 결코 매이지 않습니다.</w:t>
+        <w:t xml:space="preserve">예레미야 28장에 이와 비슷한 장면이 있습니다. 하나님은 예레미야에게 나무 멍에를 목에 메고 다니게 하셨습니다. 유다가 바벨론 왕을 섬기게 될 것이라는 메시지를 몸으로 보여 주신 것입니다. 그런데 기브온 사람 하나냐라는 선지자가 성전에서 제사장들과 모든 백성 앞에 나섰습니다. 그는 여호와께서 이 년 안에 바벨론 왕의 멍에를 꺾으실 것이라고 외쳤습니다. 듣기 좋은 거짓 예언이었습니다.</w:t>
+      </w:r>
+    </w:p>
+    <w:p>
+      <w:pPr>
+        <w:spacing w:after="160" w:line="360"/>
+      </w:pPr>
+      <w:r>
+        <w:rPr>
+          <w:rFonts w:ascii="맑은 고딕" w:cs="맑은 고딕" w:eastAsia="맑은 고딕" w:hAnsi="맑은 고딕"/>
+          <w:sz w:val="24"/>
+          <w:szCs w:val="24"/>
+        </w:rPr>
+        <w:t xml:space="preserve">하나냐는 예레미야의 목에서 나무 멍에를 빼앗아 사람들 앞에서 꺾어 버렸습니다. 하나님의 말씀을 공개적으로 부정하고 조롱한 것입니다. 백성은 하나냐의 말이 더 듣기 좋았을 것입니다. 예레미야는 그 자리에서 다투지 않고 자기 길을 갔습니다. 그러나 얼마 후 여호와의 말씀이 다시 예레미야에게 임했습니다. “네가 나무 멍에들을 꺾었으나 그 대신 쇠 멍에들을 만들었느니라.”</w:t>
+      </w:r>
+    </w:p>
+    <w:p>
+      <w:pPr>
+        <w:spacing w:after="160" w:line="360"/>
+      </w:pPr>
+      <w:r>
+        <w:rPr>
+          <w:rFonts w:ascii="맑은 고딕" w:cs="맑은 고딕" w:eastAsia="맑은 고딕" w:hAnsi="맑은 고딕"/>
+          <w:sz w:val="24"/>
+          <w:szCs w:val="24"/>
+        </w:rPr>
+        <w:t xml:space="preserve">사람은 나무 멍에를 꺾을 수 있었습니다. 그러나 하나님의 말씀을 꺾을 수는 없었습니다. 예레미야는 다시 나아가 말씀을 전했고, 그 말씀대로 하나냐는 그 해 일곱째 달에 죽었습니다. 거절당하고 조롱당한 말씀은 오히려 더 단단하게 섰습니다. 예루살렘 군중이 바울을 없애 버리자고 외쳤지만, 복음은 멈추지 않았습니다. 하나님의 말씀은 결코 매이지 않습니다.</w:t>
       </w:r>
     </w:p>
     <w:p>
@@ -660,46 +660,33 @@
           <w:sz w:val="24"/>
           <w:szCs w:val="24"/>
         </w:rPr>
-        <w:t xml:space="preserve">열왕기상 18장에 오바댜라는 사람이 나옵니다. 그는 아합 왕궁의 궁내대신이었습니다. 하나님을 대적하는 왕 바로 곁에서 일하는 높은 관리였습니다. 그런데 성경은 그를 이렇게 소개합니다. 오바댜는 여호와를 크게 경외하는 사람이었다.</w:t>
-      </w:r>
-    </w:p>
-    <w:p>
-      <w:pPr>
-        <w:spacing w:after="160" w:line="360"/>
-      </w:pPr>
-      <w:r>
-        <w:rPr>
-          <w:rFonts w:ascii="맑은 고딕" w:cs="맑은 고딕" w:eastAsia="맑은 고딕" w:hAnsi="맑은 고딕"/>
-          <w:sz w:val="24"/>
-          <w:szCs w:val="24"/>
-        </w:rPr>
-        <w:t xml:space="preserve">이세벨이 여호와의 선지자들을 죽일 때, 오바댜는 선지자 백 명을 데려다가 오십 명씩 굴에 숨기고 떡과 물을 먹였습니다. 발각되면 자기 목숨이 위험한 일이었습니다. 그는 악한 정권 한가운데서 양심을 따라 하나님을 섬겼습니다. 소리 높여 외치지는 않았지만 조용히 하나님의 사람들을 지켰습니다.</w:t>
-      </w:r>
-    </w:p>
-    <w:p>
-      <w:pPr>
-        <w:spacing w:after="160" w:line="360"/>
-      </w:pPr>
-      <w:r>
-        <w:rPr>
-          <w:rFonts w:ascii="맑은 고딕" w:cs="맑은 고딕" w:eastAsia="맑은 고딕" w:hAnsi="맑은 고딕"/>
-          <w:sz w:val="24"/>
-          <w:szCs w:val="24"/>
-        </w:rPr>
-        <w:t xml:space="preserve">하나님은 그런 오바댜를 보호하셨습니다. 그리고 결정적인 순간에 엘리야와 아합을 만나게 하는 다리로 그를 사용하셨습니다. 양심을 지키는 자리는 위험해 보입니다. 그러나 하나님은 그 자리를 보고 계십니다. 공회 한가운데 선 바울처럼, 아합의 궁전 한가운데 선 오바댜처럼, 하나님을 경외하는 사람은 하나님의 손안에 있습니다.</w:t>
-      </w:r>
-    </w:p>
-    <w:p>
-      <w:pPr>
-        <w:spacing w:after="160" w:line="360"/>
-      </w:pPr>
-      <w:r>
-        <w:rPr>
-          <w:rFonts w:ascii="맑은 고딕" w:cs="맑은 고딕" w:eastAsia="맑은 고딕" w:hAnsi="맑은 고딕"/>
-          <w:sz w:val="24"/>
-          <w:szCs w:val="24"/>
-        </w:rPr>
-        <w:t xml:space="preserve">오바댜는 엘리야에게 자신이 어려서부터 여호와를 경외하였다고 고백합니다. 하루아침에 생긴 용기가 아니었습니다. 평소에 하나님을 경외하며 다듬어진 양심이 위기의 순간에 바른 선택을 하게 한 것입니다.</w:t>
+        <w:t xml:space="preserve">사무엘상 26장에서 다윗은 사울 왕에게 쫓기고 있었습니다. 사울은 삼천 명의 정예병을 데리고 다윗을 죽이려고 십 광야로 내려왔습니다. 그날 밤 다윗은 아비새와 함께 사울의 진영으로 숨어 들어갔습니다. 여호와께서 그들을 깊이 잠들게 하셨으므로 아무도 깨지 않았습니다. 사울은 창을 머리 곁 땅에 꽂아 두고 잠들어 있었습니다.</w:t>
+      </w:r>
+    </w:p>
+    <w:p>
+      <w:pPr>
+        <w:spacing w:after="160" w:line="360"/>
+      </w:pPr>
+      <w:r>
+        <w:rPr>
+          <w:rFonts w:ascii="맑은 고딕" w:cs="맑은 고딕" w:eastAsia="맑은 고딕" w:hAnsi="맑은 고딕"/>
+          <w:sz w:val="24"/>
+          <w:szCs w:val="24"/>
+        </w:rPr>
+        <w:t xml:space="preserve">아비새가 속삭였습니다. 하나님이 오늘 원수를 당신 손에 넘기셨으니 이 창으로 그를 단번에 찌르게 해 달라고 했습니다. 누가 보아도 정당방위였고, 고난을 끝낼 절호의 기회였습니다. 그러나 다윗은 말했습니다. “죽이지 말라 누구든지 손을 들어 여호와의 기름 부음 받은 자를 치면 죄가 없겠느냐.” 그는 사울의 창과 물병만 가지고 나왔습니다.</w:t>
+      </w:r>
+    </w:p>
+    <w:p>
+      <w:pPr>
+        <w:spacing w:after="160" w:line="360"/>
+      </w:pPr>
+      <w:r>
+        <w:rPr>
+          <w:rFonts w:ascii="맑은 고딕" w:cs="맑은 고딕" w:eastAsia="맑은 고딕" w:hAnsi="맑은 고딕"/>
+          <w:sz w:val="24"/>
+          <w:szCs w:val="24"/>
+        </w:rPr>
+        <w:t xml:space="preserve">다윗은 하나님 앞에서 양심을 지켰습니다. 그리고 사울에게 이렇게 말했습니다. 오늘 당신의 생명을 내가 중히 여긴 것 같이 내 생명을 여호와께서 중히 여기셔서 모든 환난에서 나를 구하여 내시기를 바란다고 말입니다. 그리고 하나님은 정말 그를 지키셨습니다. 양심을 따르는 길은 손해처럼 보입니다. 그러나 공회 앞에서 범사에 양심을 따라 하나님을 섬겼다고 말한 바울처럼, 하나님 앞에서 양심을 지키는 사람은 하나님의 손안에 있습니다.</w:t>
       </w:r>
     </w:p>
     <w:p>
